--- a/assets/SIKLUS 1 PPLM/RPL manageman waktu (Pribadi) Soshum (2A) M-1/RPL MANAJEMEN WAKTU.docx
+++ b/assets/SIKLUS 1 PPLM/RPL manageman waktu (Pribadi) Soshum (2A) M-1/RPL MANAJEMEN WAKTU.docx
@@ -60,7 +60,21 @@
           <w:b/>
           <w:bCs/>
         </w:rPr>
-        <w:t>SEMESTER GENAP TAHUN AJARAN 202</w:t>
+        <w:t xml:space="preserve">SEMESTER </w:t>
+      </w:r>
+      <w:r>
+        <w:rPr>
+          <w:b/>
+          <w:bCs/>
+        </w:rPr>
+        <w:t>1 (GANJIL)</w:t>
+      </w:r>
+      <w:r>
+        <w:rPr>
+          <w:b/>
+          <w:bCs/>
+        </w:rPr>
+        <w:t xml:space="preserve"> TAHUN AJARAN 202</w:t>
       </w:r>
       <w:r>
         <w:rPr>
@@ -14354,6 +14368,7 @@
   <w:style w:type="character" w:default="1" w:styleId="FontParagrafDefault">
     <w:name w:val="Default Paragraph Font"/>
     <w:uiPriority w:val="1"/>
+    <w:semiHidden/>
     <w:unhideWhenUsed/>
   </w:style>
   <w:style w:type="table" w:default="1" w:styleId="TabelNormal">
